--- a/word_reports/LP_0125_위치_230_Dolly Parton_9 to 5 and O.docx
+++ b/word_reports/LP_0125_위치_230_Dolly Parton_9 to 5 and O.docx
@@ -4,7 +4,7 @@
   <w:body>
     <w:p>
       <w:pPr>
-        <w:spacing w:after="280"/>
+        <w:spacing w:after="80"/>
       </w:pPr>
       <w:r>
         <w:rPr w:rFonts="맑은 고딕">
@@ -13,94 +13,47 @@
           <w:color w:val="1E3A8A"/>
           <w:sz w:val="30"/>
         </w:rPr>
-        <w:t>[230] Dolly Parton - 9 to 5 and Odd Jobs</w:t>
+        <w:t>Dolly Parton (돌리 파튼) - 9 to 5 and Odd Jobs</w:t>
       </w:r>
     </w:p>
     <w:p>
       <w:pPr>
-        <w:spacing w:after="320"/>
+        <w:spacing w:after="240"/>
       </w:pPr>
       <w:r>
         <w:rPr w:rFonts="맑은 고딕">
           <w:rFonts w:ascii="맑은 고딕" w:hAnsi="맑은 고딕" w:eastAsia="맑은 고딕"/>
           <w:b/>
-          <w:sz w:val="20"/>
+          <w:color w:val="4B5563"/>
+          <w:sz w:val="22"/>
         </w:rPr>
-        <w:t>■ 위치 : 230</w:t>
-        <w:br/>
-      </w:r>
-      <w:r>
-        <w:rPr w:rFonts="맑은 고딕">
-          <w:rFonts w:ascii="맑은 고딕" w:hAnsi="맑은 고딕" w:eastAsia="맑은 고딕"/>
-          <w:b/>
-          <w:sz w:val="20"/>
-        </w:rPr>
-        <w:t>■ 아티스트 : Dolly Parton</w:t>
-        <w:br/>
-      </w:r>
-      <w:r>
-        <w:rPr w:rFonts="맑은 고딕">
-          <w:rFonts w:ascii="맑은 고딕" w:hAnsi="맑은 고딕" w:eastAsia="맑은 고딕"/>
-          <w:b/>
-          <w:sz w:val="20"/>
-        </w:rPr>
-        <w:t>■ 앨범명 : 9 to 5 and Odd Jobs</w:t>
-        <w:br/>
-      </w:r>
-      <w:r>
-        <w:rPr w:rFonts="맑은 고딕">
-          <w:rFonts w:ascii="맑은 고딕" w:hAnsi="맑은 고딕" w:eastAsia="맑은 고딕"/>
-          <w:b w:val="0"/>
-          <w:sz w:val="20"/>
-        </w:rPr>
-        <w:t>■ 음반 레이블 : RCA Victor</w:t>
-        <w:br/>
-      </w:r>
-      <w:r>
-        <w:rPr w:rFonts="맑은 고딕">
-          <w:rFonts w:ascii="맑은 고딕" w:hAnsi="맑은 고딕" w:eastAsia="맑은 고딕"/>
-          <w:b w:val="0"/>
-          <w:sz w:val="20"/>
-        </w:rPr>
-        <w:t>■ 발매년도 : 1980</w:t>
-        <w:br/>
-      </w:r>
-      <w:r>
-        <w:rPr w:rFonts="맑은 고딕">
-          <w:rFonts w:ascii="맑은 고딕" w:hAnsi="맑은 고딕" w:eastAsia="맑은 고딕"/>
-          <w:b w:val="0"/>
-          <w:sz w:val="20"/>
-        </w:rPr>
-        <w:t>■ 장르 : 컨트리, 컨트리 팝 (Country, Country Pop)</w:t>
-        <w:br/>
-      </w:r>
-      <w:r>
-        <w:rPr w:rFonts="맑은 고딕">
-          <w:rFonts w:ascii="맑은 고딕" w:hAnsi="맑은 고딕" w:eastAsia="맑은 고딕"/>
-          <w:b w:val="0"/>
-          <w:sz w:val="20"/>
-        </w:rPr>
-        <w:t>■ 주요 수록곡 : - 9 to 5</w:t>
-        <w:br/>
+        <w:t>위치 :  230</w:t>
       </w:r>
     </w:p>
     <w:p>
       <w:pPr>
-        <w:spacing w:after="160"/>
+        <w:spacing w:line="324" w:lineRule="auto" w:before="80" w:after="160"/>
       </w:pPr>
       <w:r>
         <w:rPr w:rFonts="맑은 고딕">
           <w:rFonts w:ascii="맑은 고딕" w:hAnsi="맑은 고딕" w:eastAsia="맑은 고딕"/>
           <w:b/>
           <w:color w:val="1F2937"/>
-          <w:sz w:val="24"/>
+          <w:sz w:val="22"/>
         </w:rPr>
-        <w:t>■ 음반 해설 및 감상 가이드</w:t>
+        <w:t xml:space="preserve">[음반 소개] </w:t>
+      </w:r>
+      <w:r>
+        <w:rPr w:rFonts="맑은 고딕">
+          <w:rFonts w:ascii="맑은 고딕" w:hAnsi="맑은 고딕" w:eastAsia="맑은 고딕"/>
+          <w:b w:val="0"/>
+          <w:sz w:val="21"/>
+        </w:rPr>
       </w:r>
     </w:p>
     <w:p>
       <w:pPr>
-        <w:spacing w:line="312" w:lineRule="auto" w:after="120"/>
+        <w:spacing w:line="324" w:lineRule="auto" w:after="120"/>
       </w:pPr>
       <w:r>
         <w:rPr w:rFonts="맑은 고딕">
@@ -108,51 +61,516 @@
           <w:b w:val="0"/>
           <w:sz w:val="21"/>
         </w:rPr>
-        <w:t>1980년에 발매된 돌리 파튼(Dolly Parton)의 23번째 스튜디오 앨범 《9 to 5 and Odd Jobs》는 컨트리 음악의 경계를 넘어 대중문화 전반에 깊은 족적을 남긴 명반입니다. 동명의 주연 영화 성공과 궤를 같이하는 이 음반은 평범한 노동자 계층의 삶, 특히 사회에 진출한 여성 근로자들의 애환과 희망을 유쾌하면서도 날카로운 시선으로 담아낸 일종의 컨셉 앨범입니다. 파튼은 특유의 당차고 따뜻한 공감 능력으로 대중의 현실적인 삶을 음악적 서사로 완벽히 승화시켰습니다.</w:t>
+        <w:t>애팔래치아 산맥의 순박한 흙냄새 속에서 피어난 돌리 파튼의 청아한 목소리가 거대한 산업 사회의 심장을 따스하게 어루만지는 기념비적인 콘셉트 앨범입니다. 땀 흘려 일하는 이들의 고단한 일상을 유쾌하면서도 서정적인 선율로 승화시키며, 컨트리와 팝 음악의 경계를 가장 지혜롭고 아름다운 방식으로 허물어냈습니다. 시대를 초월하여 묵묵히 하루를 견뎌내는 모든 노동자들의 삶에 보내는 이 눈부신 헌사는 반세기가 지난 지금도 여전히 턴테이블 위에서 진실한 온기를 발산하고 있습니다.</w:t>
       </w:r>
     </w:p>
     <w:p>
       <w:pPr>
-        <w:spacing w:line="312" w:lineRule="auto" w:after="120"/>
+        <w:spacing w:line="324" w:lineRule="auto" w:before="200" w:after="80"/>
       </w:pPr>
+      <w:r>
+        <w:rPr w:rFonts="맑은 고딕">
+          <w:rFonts w:ascii="맑은 고딕" w:hAnsi="맑은 고딕" w:eastAsia="맑은 고딕"/>
+          <w:b/>
+          <w:color w:val="1E3A8A"/>
+          <w:sz w:val="24"/>
+        </w:rPr>
+        <w:t>1. 음반 데이터</w:t>
+      </w:r>
+    </w:p>
+    <w:p>
+      <w:pPr>
+        <w:spacing w:line="324" w:lineRule="auto" w:after="80"/>
+      </w:pPr>
+      <w:r>
+        <w:rPr w:rFonts="맑은 고딕">
+          <w:rFonts w:ascii="맑은 고딕" w:hAnsi="맑은 고딕" w:eastAsia="맑은 고딕"/>
+          <w:b w:val="0"/>
+          <w:color w:val="6B7280"/>
+          <w:sz w:val="21"/>
+        </w:rPr>
+        <w:t xml:space="preserve">· </w:t>
+      </w:r>
+      <w:r>
+        <w:rPr w:rFonts="맑은 고딕">
+          <w:rFonts w:ascii="맑은 고딕" w:hAnsi="맑은 고딕" w:eastAsia="맑은 고딕"/>
+          <w:b/>
+          <w:color w:val="1F2937"/>
+          <w:sz w:val="21"/>
+        </w:rPr>
+        <w:t xml:space="preserve">앨범명: </w:t>
+      </w:r>
       <w:r>
         <w:rPr w:rFonts="맑은 고딕">
           <w:rFonts w:ascii="맑은 고딕" w:hAnsi="맑은 고딕" w:eastAsia="맑은 고딕"/>
           <w:b w:val="0"/>
           <w:sz w:val="21"/>
         </w:rPr>
-        <w:t>앨범의 포문을 열며 불멸의 찬가로 자리 잡은 타이틀곡 "9 to 5"는 타자기 치는 소리를 리듬으로 활용한 기발한 아이디어와 중독성 넘치는 멜로디로 빌보드 핫 100과 컨트리 차트, 아다시티 차트를 동시에 석권하는 기염을 토했습니다. 이 외에도 전통 블루스 명곡을 그녀만의 서정적인 컨트리 팝으로 재해석한 "House of the Rising Sun"이나, 고향과 노동의 의미를 되새기게 하는 "Detroit City", "Sing for the Common Man" 등은 팝적인 세련됨과 뿌리 깊은 아메리카나 음악의 정서가 절묘한 조화를 이룹니다.</w:t>
+        <w:t>9 to 5 and Odd Jobs</w:t>
       </w:r>
     </w:p>
     <w:p>
       <w:pPr>
-        <w:spacing w:line="312" w:lineRule="auto" w:after="120"/>
+        <w:spacing w:line="324" w:lineRule="auto" w:after="80"/>
       </w:pPr>
+      <w:r>
+        <w:rPr w:rFonts="맑은 고딕">
+          <w:rFonts w:ascii="맑은 고딕" w:hAnsi="맑은 고딕" w:eastAsia="맑은 고딕"/>
+          <w:b w:val="0"/>
+          <w:color w:val="6B7280"/>
+          <w:sz w:val="21"/>
+        </w:rPr>
+        <w:t xml:space="preserve">· </w:t>
+      </w:r>
+      <w:r>
+        <w:rPr w:rFonts="맑은 고딕">
+          <w:rFonts w:ascii="맑은 고딕" w:hAnsi="맑은 고딕" w:eastAsia="맑은 고딕"/>
+          <w:b/>
+          <w:color w:val="1F2937"/>
+          <w:sz w:val="21"/>
+        </w:rPr>
+        <w:t xml:space="preserve">아티스트: </w:t>
+      </w:r>
       <w:r>
         <w:rPr w:rFonts="맑은 고딕">
           <w:rFonts w:ascii="맑은 고딕" w:hAnsi="맑은 고딕" w:eastAsia="맑은 고딕"/>
           <w:b w:val="0"/>
           <w:sz w:val="21"/>
         </w:rPr>
-        <w:t>본 작에서 돌리 파튼의 보컬은 특유의 떨림(비브라토) 속에 숨겨진 강인함과 특유의 호소력을 유감없이 발휘합니다. 섬세한 가사 전달력과 유연한 가창은 곡마다 등장하는 인물들의 서사에 생명력을 불어넣습니다. 팝과 컨트리의 경계를 지혜롭게 허물어버린 세련된 프로덕션과 파튼의 독보적인 싱어송라이터로서의 역량이 결합하여, 이 음반은 단순한 차트 히트작을 넘어 시대의 청사진이자 대중음악사의 소중한 유산으로 인정받고 있습니다.</w:t>
+        <w:t>Dolly Parton (돌리 파튼)</w:t>
       </w:r>
     </w:p>
     <w:p>
       <w:pPr>
-        <w:spacing w:line="312" w:lineRule="auto" w:after="120"/>
+        <w:spacing w:line="324" w:lineRule="auto" w:after="80"/>
       </w:pPr>
+      <w:r>
+        <w:rPr w:rFonts="맑은 고딕">
+          <w:rFonts w:ascii="맑은 고딕" w:hAnsi="맑은 고딕" w:eastAsia="맑은 고딕"/>
+          <w:b w:val="0"/>
+          <w:color w:val="6B7280"/>
+          <w:sz w:val="21"/>
+        </w:rPr>
+        <w:t xml:space="preserve">· </w:t>
+      </w:r>
+      <w:r>
+        <w:rPr w:rFonts="맑은 고딕">
+          <w:rFonts w:ascii="맑은 고딕" w:hAnsi="맑은 고딕" w:eastAsia="맑은 고딕"/>
+          <w:b/>
+          <w:color w:val="1F2937"/>
+          <w:sz w:val="21"/>
+        </w:rPr>
+        <w:t xml:space="preserve">발매 정보: </w:t>
+      </w:r>
       <w:r>
         <w:rPr w:rFonts="맑은 고딕">
           <w:rFonts w:ascii="맑은 고딕" w:hAnsi="맑은 고딕" w:eastAsia="맑은 고딕"/>
           <w:b w:val="0"/>
           <w:sz w:val="21"/>
         </w:rPr>
-        <w:t>아날로그 LP로 만나는 이 음반은 1980년대 초반의 따뜻하고 풍성한 오디오 사운드와 돌리 파튼의 맑고 힘 있는 음성을 가장 생생하게 전해줍니다. 경쾌한 리듬 뒤에 숨겨진 진정성 있는 메시지에 귀를 기울이며 감상한다면, 시대를 초월하여 전해지는 거장의 긍정적인 에너지를 한층 깊이 있게 느낄 수 있을 것입니다.</w:t>
+        <w:t>1980년 11월 RCA 레코드를 통해 발표된 돌리 파튼의 통산 23번째 정규 앨범으로, 동명 영화의 세계적 성공과 맞물려 '노동'이라는 보편적 주제를 관통하는 명확한 콘셉트 앨범 형식을 취하며 음악적 깊이와 대중성을 완벽하게 조화시킨 수작입니다.</w:t>
+      </w:r>
+    </w:p>
+    <w:p>
+      <w:pPr>
+        <w:spacing w:line="324" w:lineRule="auto" w:after="80"/>
+      </w:pPr>
+      <w:r>
+        <w:rPr w:rFonts="맑은 고딕">
+          <w:rFonts w:ascii="맑은 고딕" w:hAnsi="맑은 고딕" w:eastAsia="맑은 고딕"/>
+          <w:b w:val="0"/>
+          <w:color w:val="6B7280"/>
+          <w:sz w:val="21"/>
+        </w:rPr>
+        <w:t xml:space="preserve">· </w:t>
+      </w:r>
+      <w:r>
+        <w:rPr w:rFonts="맑은 고딕">
+          <w:rFonts w:ascii="맑은 고딕" w:hAnsi="맑은 고딕" w:eastAsia="맑은 고딕"/>
+          <w:b/>
+          <w:color w:val="1F2937"/>
+          <w:sz w:val="21"/>
+        </w:rPr>
+        <w:t xml:space="preserve">LP 인기도(판매량): </w:t>
+      </w:r>
+      <w:r>
+        <w:rPr w:rFonts="맑은 고딕">
+          <w:rFonts w:ascii="맑은 고딕" w:hAnsi="맑은 고딕" w:eastAsia="맑은 고딕"/>
+          <w:b w:val="0"/>
+          <w:sz w:val="21"/>
+        </w:rPr>
+        <w:t>발매 직후 미국 빌보드 톱 컨트리 앨범 차트 1위는 물론 빌보드 200 차트 11위에 올랐으며, 미국음반산업협회(RIAA)로부터 플래티넘 인증(100만 장 이상 판매)을 획득하며 상업적으로도 눈부신 성공을 거두었습니다.</w:t>
+      </w:r>
+    </w:p>
+    <w:p>
+      <w:pPr>
+        <w:spacing w:line="324" w:lineRule="auto" w:after="80"/>
+      </w:pPr>
+      <w:r>
+        <w:rPr w:rFonts="맑은 고딕">
+          <w:rFonts w:ascii="맑은 고딕" w:hAnsi="맑은 고딕" w:eastAsia="맑은 고딕"/>
+          <w:b w:val="0"/>
+          <w:color w:val="6B7280"/>
+          <w:sz w:val="21"/>
+        </w:rPr>
+        <w:t xml:space="preserve">· </w:t>
+      </w:r>
+      <w:r>
+        <w:rPr w:rFonts="맑은 고딕">
+          <w:rFonts w:ascii="맑은 고딕" w:hAnsi="맑은 고딕" w:eastAsia="맑은 고딕"/>
+          <w:b/>
+          <w:color w:val="1F2937"/>
+          <w:sz w:val="21"/>
+        </w:rPr>
+        <w:t xml:space="preserve">각종 수상경력: </w:t>
+      </w:r>
+      <w:r>
+        <w:rPr w:rFonts="맑은 고딕">
+          <w:rFonts w:ascii="맑은 고딕" w:hAnsi="맑은 고딕" w:eastAsia="맑은 고딕"/>
+          <w:b w:val="0"/>
+          <w:sz w:val="21"/>
+        </w:rPr>
+        <w:t>타이틀곡 '9 to 5'를 통해 제24회 그래미 어워드에서 '최우수 여성 컨트리 보컬 퍼포먼스' 및 '최우수 컨트리 송' 부문을 수상하였고, 아카데미 시상식 주제가상 후보에 오르며 음악계와 영화계 양편에서 찬란한 족적을 남겼습니다.</w:t>
+      </w:r>
+    </w:p>
+    <w:p>
+      <w:pPr>
+        <w:spacing w:line="324" w:lineRule="auto" w:before="200" w:after="80"/>
+      </w:pPr>
+      <w:r>
+        <w:rPr w:rFonts="맑은 고딕">
+          <w:rFonts w:ascii="맑은 고딕" w:hAnsi="맑은 고딕" w:eastAsia="맑은 고딕"/>
+          <w:b/>
+          <w:color w:val="1E3A8A"/>
+          <w:sz w:val="24"/>
+        </w:rPr>
+        <w:t>2. 아티스트 정보</w:t>
+      </w:r>
+    </w:p>
+    <w:p>
+      <w:pPr>
+        <w:spacing w:line="324" w:lineRule="auto" w:after="80"/>
+      </w:pPr>
+      <w:r>
+        <w:rPr w:rFonts="맑은 고딕">
+          <w:rFonts w:ascii="맑은 고딕" w:hAnsi="맑은 고딕" w:eastAsia="맑은 고딕"/>
+          <w:b w:val="0"/>
+          <w:color w:val="6B7280"/>
+          <w:sz w:val="21"/>
+        </w:rPr>
+        <w:t xml:space="preserve">· </w:t>
+      </w:r>
+      <w:r>
+        <w:rPr w:rFonts="맑은 고딕">
+          <w:rFonts w:ascii="맑은 고딕" w:hAnsi="맑은 고딕" w:eastAsia="맑은 고딕"/>
+          <w:b/>
+          <w:color w:val="1F2937"/>
+          <w:sz w:val="21"/>
+        </w:rPr>
+        <w:t xml:space="preserve">국적: </w:t>
+      </w:r>
+      <w:r>
+        <w:rPr w:rFonts="맑은 고딕">
+          <w:rFonts w:ascii="맑은 고딕" w:hAnsi="맑은 고딕" w:eastAsia="맑은 고딕"/>
+          <w:b w:val="0"/>
+          <w:sz w:val="21"/>
+        </w:rPr>
+        <w:t>미국 (테네시주 세비어빌 출생)</w:t>
+      </w:r>
+    </w:p>
+    <w:p>
+      <w:pPr>
+        <w:spacing w:line="324" w:lineRule="auto" w:after="80"/>
+      </w:pPr>
+      <w:r>
+        <w:rPr w:rFonts="맑은 고딕">
+          <w:rFonts w:ascii="맑은 고딕" w:hAnsi="맑은 고딕" w:eastAsia="맑은 고딕"/>
+          <w:b w:val="0"/>
+          <w:color w:val="6B7280"/>
+          <w:sz w:val="21"/>
+        </w:rPr>
+        <w:t xml:space="preserve">· </w:t>
+      </w:r>
+      <w:r>
+        <w:rPr w:rFonts="맑은 고딕">
+          <w:rFonts w:ascii="맑은 고딕" w:hAnsi="맑은 고딕" w:eastAsia="맑은 고딕"/>
+          <w:b/>
+          <w:color w:val="1F2937"/>
+          <w:sz w:val="21"/>
+        </w:rPr>
+        <w:t xml:space="preserve">생몰년도: </w:t>
+      </w:r>
+      <w:r>
+        <w:rPr w:rFonts="맑은 고딕">
+          <w:rFonts w:ascii="맑은 고딕" w:hAnsi="맑은 고딕" w:eastAsia="맑은 고딕"/>
+          <w:b w:val="0"/>
+          <w:sz w:val="21"/>
+        </w:rPr>
+        <w:t>1946년 1월 19일 출생 ~ 현재</w:t>
+      </w:r>
+    </w:p>
+    <w:p>
+      <w:pPr>
+        <w:spacing w:line="324" w:lineRule="auto" w:after="80"/>
+      </w:pPr>
+      <w:r>
+        <w:rPr w:rFonts="맑은 고딕">
+          <w:rFonts w:ascii="맑은 고딕" w:hAnsi="맑은 고딕" w:eastAsia="맑은 고딕"/>
+          <w:b w:val="0"/>
+          <w:color w:val="6B7280"/>
+          <w:sz w:val="21"/>
+        </w:rPr>
+        <w:t xml:space="preserve">· </w:t>
+      </w:r>
+      <w:r>
+        <w:rPr w:rFonts="맑은 고딕">
+          <w:rFonts w:ascii="맑은 고딕" w:hAnsi="맑은 고딕" w:eastAsia="맑은 고딕"/>
+          <w:b/>
+          <w:color w:val="1F2937"/>
+          <w:sz w:val="21"/>
+        </w:rPr>
+        <w:t xml:space="preserve">그룹 소속: </w:t>
+      </w:r>
+      <w:r>
+        <w:rPr w:rFonts="맑은 고딕">
+          <w:rFonts w:ascii="맑은 고딕" w:hAnsi="맑은 고딕" w:eastAsia="맑은 고딕"/>
+          <w:b w:val="0"/>
+          <w:sz w:val="21"/>
+        </w:rPr>
+        <w:t>솔로 (포터 왜고너와의 전설적인 듀오 및 트리오 프로젝트 병행)</w:t>
+      </w:r>
+    </w:p>
+    <w:p>
+      <w:pPr>
+        <w:spacing w:line="324" w:lineRule="auto" w:after="80"/>
+      </w:pPr>
+      <w:r>
+        <w:rPr w:rFonts="맑은 고딕">
+          <w:rFonts w:ascii="맑은 고딕" w:hAnsi="맑은 고딕" w:eastAsia="맑은 고딕"/>
+          <w:b w:val="0"/>
+          <w:color w:val="6B7280"/>
+          <w:sz w:val="21"/>
+        </w:rPr>
+        <w:t xml:space="preserve">· </w:t>
+      </w:r>
+      <w:r>
+        <w:rPr w:rFonts="맑은 고딕">
+          <w:rFonts w:ascii="맑은 고딕" w:hAnsi="맑은 고딕" w:eastAsia="맑은 고딕"/>
+          <w:b/>
+          <w:color w:val="1F2937"/>
+          <w:sz w:val="21"/>
+        </w:rPr>
+        <w:t xml:space="preserve">아티스트 소개: </w:t>
+      </w:r>
+      <w:r>
+        <w:rPr w:rFonts="맑은 고딕">
+          <w:rFonts w:ascii="맑은 고딕" w:hAnsi="맑은 고딕" w:eastAsia="맑은 고딕"/>
+          <w:b w:val="0"/>
+          <w:sz w:val="21"/>
+        </w:rPr>
+        <w:t>돌리 파튼은 애팔래치아 포크의 유산과 전통 컨트리의 정수를 바탕으로 팝 음악의 세련미를 융합해 낸 미국의 독보적인 싱어송라이터이자 문화적 아이콘입니다. 타고난 스토리텔링 능력과 영혼을 울리는 섬세한 비브라토를 지닌 보컬로 60여 년간 전 세계 음악 팬들의 깊은 존경과 사랑을 한 몸에 받고 있습니다.</w:t>
+      </w:r>
+    </w:p>
+    <w:p>
+      <w:pPr>
+        <w:spacing w:line="324" w:lineRule="auto" w:before="200" w:after="80"/>
+      </w:pPr>
+      <w:r>
+        <w:rPr w:rFonts="맑은 고딕">
+          <w:rFonts w:ascii="맑은 고딕" w:hAnsi="맑은 고딕" w:eastAsia="맑은 고딕"/>
+          <w:b/>
+          <w:color w:val="1E3A8A"/>
+          <w:sz w:val="24"/>
+        </w:rPr>
+        <w:t>3. 음반 상세 분석</w:t>
+      </w:r>
+    </w:p>
+    <w:p>
+      <w:pPr>
+        <w:spacing w:line="324" w:lineRule="auto" w:after="80"/>
+      </w:pPr>
+      <w:r>
+        <w:rPr w:rFonts="맑은 고딕">
+          <w:rFonts w:ascii="맑은 고딕" w:hAnsi="맑은 고딕" w:eastAsia="맑은 고딕"/>
+          <w:b w:val="0"/>
+          <w:color w:val="6B7280"/>
+          <w:sz w:val="21"/>
+        </w:rPr>
+        <w:t xml:space="preserve">· </w:t>
+      </w:r>
+      <w:r>
+        <w:rPr w:rFonts="맑은 고딕">
+          <w:rFonts w:ascii="맑은 고딕" w:hAnsi="맑은 고딕" w:eastAsia="맑은 고딕"/>
+          <w:b/>
+          <w:color w:val="1F2937"/>
+          <w:sz w:val="21"/>
+        </w:rPr>
+        <w:t xml:space="preserve">역사적 위치: </w:t>
+      </w:r>
+      <w:r>
+        <w:rPr w:rFonts="맑은 고딕">
+          <w:rFonts w:ascii="맑은 고딕" w:hAnsi="맑은 고딕" w:eastAsia="맑은 고딕"/>
+          <w:b w:val="0"/>
+          <w:sz w:val="21"/>
+        </w:rPr>
+        <w:t>컨트리 음악이 내슈빌의 울타리를 넘어 주류 팝 문화의 중심부로 도약하는 정점에 서 있는 음반입니다. 전통적인 포크 넘버와 현대적인 팝 프로덕션을 유려하게 엮어냄으로써 대중성과 예술적 품격을 동시에 성취한 컨셉추얼 팝-컨트리의 교과서로 평가받습니다.</w:t>
+      </w:r>
+    </w:p>
+    <w:p>
+      <w:pPr>
+        <w:spacing w:line="324" w:lineRule="auto" w:after="80"/>
+      </w:pPr>
+      <w:r>
+        <w:rPr w:rFonts="맑은 고딕">
+          <w:rFonts w:ascii="맑은 고딕" w:hAnsi="맑은 고딕" w:eastAsia="맑은 고딕"/>
+          <w:b w:val="0"/>
+          <w:color w:val="6B7280"/>
+          <w:sz w:val="21"/>
+        </w:rPr>
+        <w:t xml:space="preserve">· </w:t>
+      </w:r>
+      <w:r>
+        <w:rPr w:rFonts="맑은 고딕">
+          <w:rFonts w:ascii="맑은 고딕" w:hAnsi="맑은 고딕" w:eastAsia="맑은 고딕"/>
+          <w:b/>
+          <w:color w:val="1F2937"/>
+          <w:sz w:val="21"/>
+        </w:rPr>
+        <w:t xml:space="preserve">시대의 흔적(스토리텔링): </w:t>
+      </w:r>
+      <w:r>
+        <w:rPr w:rFonts="맑은 고딕">
+          <w:rFonts w:ascii="맑은 고딕" w:hAnsi="맑은 고딕" w:eastAsia="맑은 고딕"/>
+          <w:b w:val="0"/>
+          <w:sz w:val="21"/>
+        </w:rPr>
+        <w:t>1970년대 후반에서 1980년대로 넘어가는 격변의 시기, 사무실과 공장에서 묵묵히 땀 흘리던 여성 노동자들과 서민들의 비애를 유쾌한 위로와 당당한 자긍심으로 치환해 낸 시대의 거울입니다. 타자기 소리와 아크릴 손톱의 마찰음을 리듬으로 승화시킨 재기발랄함 속에는 당대 청춘들의 치열했던 삶의 숨결이 생생히 살아 숨 쉬고 있습니다.</w:t>
+      </w:r>
+    </w:p>
+    <w:p>
+      <w:pPr>
+        <w:spacing w:line="324" w:lineRule="auto" w:before="200" w:after="80"/>
+      </w:pPr>
+      <w:r>
+        <w:rPr w:rFonts="맑은 고딕">
+          <w:rFonts w:ascii="맑은 고딕" w:hAnsi="맑은 고딕" w:eastAsia="맑은 고딕"/>
+          <w:b/>
+          <w:color w:val="1E3A8A"/>
+          <w:sz w:val="24"/>
+        </w:rPr>
+        <w:t>4. 주요 수록곡 및 감상 제언</w:t>
+      </w:r>
+    </w:p>
+    <w:p>
+      <w:pPr>
+        <w:spacing w:line="324" w:lineRule="auto" w:after="80"/>
+      </w:pPr>
+      <w:r>
+        <w:rPr w:rFonts="맑은 고딕">
+          <w:rFonts w:ascii="맑은 고딕" w:hAnsi="맑은 고딕" w:eastAsia="맑은 고딕"/>
+          <w:b w:val="0"/>
+          <w:color w:val="6B7280"/>
+          <w:sz w:val="21"/>
+        </w:rPr>
+        <w:t xml:space="preserve">· </w:t>
+      </w:r>
+      <w:r>
+        <w:rPr w:rFonts="맑은 고딕">
+          <w:rFonts w:ascii="맑은 고딕" w:hAnsi="맑은 고딕" w:eastAsia="맑은 고딕"/>
+          <w:b/>
+          <w:color w:val="1F2937"/>
+          <w:sz w:val="21"/>
+        </w:rPr>
+        <w:t xml:space="preserve">주요 수록곡 특징: </w:t>
+      </w:r>
+      <w:r>
+        <w:rPr w:rFonts="맑은 고딕">
+          <w:rFonts w:ascii="맑은 고딕" w:hAnsi="맑은 고딕" w:eastAsia="맑은 고딕"/>
+          <w:b w:val="0"/>
+          <w:sz w:val="21"/>
+        </w:rPr>
+        <w:t>경쾌한 타자기 리듬과 중독성 있는 브라스가 돋보이는 희대의 명곡 '9 to 5'를 필두로, 탄광촌 광부들의 고단한 삶을 묵직한 서정성으로 재해석한 'Dark as a Dungeon', 포크 거장 우디 거스리의 곡을 소박하고 따뜻한 어쿠스틱 선율로 풀어낸 'Deportee (Plane Wreck at Los Gatos)' 등 각 트랙마다 노동의 숭고함과 애수를 다채로운 음악적 결로 펼쳐 보입니다.</w:t>
+      </w:r>
+    </w:p>
+    <w:p>
+      <w:pPr>
+        <w:spacing w:line="324" w:lineRule="auto" w:after="80"/>
+      </w:pPr>
+      <w:r>
+        <w:rPr w:rFonts="맑은 고딕">
+          <w:rFonts w:ascii="맑은 고딕" w:hAnsi="맑은 고딕" w:eastAsia="맑은 고딕"/>
+          <w:b w:val="0"/>
+          <w:color w:val="6B7280"/>
+          <w:sz w:val="21"/>
+        </w:rPr>
+        <w:t xml:space="preserve">· </w:t>
+      </w:r>
+      <w:r>
+        <w:rPr w:rFonts="맑은 고딕">
+          <w:rFonts w:ascii="맑은 고딕" w:hAnsi="맑은 고딕" w:eastAsia="맑은 고딕"/>
+          <w:b/>
+          <w:color w:val="1F2937"/>
+          <w:sz w:val="21"/>
+        </w:rPr>
+        <w:t xml:space="preserve">빈티지 감상 제언: </w:t>
+      </w:r>
+      <w:r>
+        <w:rPr w:rFonts="맑은 고딕">
+          <w:rFonts w:ascii="맑은 고딕" w:hAnsi="맑은 고딕" w:eastAsia="맑은 고딕"/>
+          <w:b w:val="0"/>
+          <w:sz w:val="21"/>
+        </w:rPr>
+        <w:t>턴테이블의 바늘이 소리골을 긁으며 시작될 때 전해지는 돌리 파튼 보컬 특유의 청량한 공명과 은은한 바이브레이션은 진공관 앰프의 따스한 배음과 만날 때 가장 극적인 울림을 낳습니다. 80년대 초반 아날로그 마스터링이 지닌 명료한 어쿠스틱 악기들의 정위감과 브라스의 공간감을 한층 풍성하게 체감하실 수 있습니다.</w:t>
+      </w:r>
+    </w:p>
+    <w:p>
+      <w:pPr>
+        <w:spacing w:line="324" w:lineRule="auto" w:after="80"/>
+      </w:pPr>
+      <w:r>
+        <w:rPr w:rFonts="맑은 고딕">
+          <w:rFonts w:ascii="맑은 고딕" w:hAnsi="맑은 고딕" w:eastAsia="맑은 고딕"/>
+          <w:b w:val="0"/>
+          <w:color w:val="6B7280"/>
+          <w:sz w:val="21"/>
+        </w:rPr>
+        <w:t xml:space="preserve">· </w:t>
+      </w:r>
+      <w:r>
+        <w:rPr w:rFonts="맑은 고딕">
+          <w:rFonts w:ascii="맑은 고딕" w:hAnsi="맑은 고딕" w:eastAsia="맑은 고딕"/>
+          <w:b/>
+          <w:color w:val="1F2937"/>
+          <w:sz w:val="21"/>
+        </w:rPr>
+        <w:t xml:space="preserve">소장 가치: </w:t>
+      </w:r>
+      <w:r>
+        <w:rPr w:rFonts="맑은 고딕">
+          <w:rFonts w:ascii="맑은 고딕" w:hAnsi="맑은 고딕" w:eastAsia="맑은 고딕"/>
+          <w:b w:val="0"/>
+          <w:sz w:val="21"/>
+        </w:rPr>
+        <w:t>노동과 삶이라는 진중한 화두를 이토록 유쾌하고도 품격 있게 담아낸 콘셉트 앨범은 대중음악사에서 극히 드물며, 화려한 디바 돌리 파튼의 음악적 지성과 싱어송라이터로서의 진면목을 LP 오리지널 음향으로 간직할 수 있다는 점에서 대체 불가능한 소장 가치를 지닙니다.</w:t>
+      </w:r>
+    </w:p>
+    <w:p>
+      <w:pPr>
+        <w:spacing w:line="324" w:lineRule="auto" w:after="120" w:before="160"/>
+      </w:pPr>
+      <w:r>
+        <w:rPr w:rFonts="맑은 고딕">
+          <w:rFonts w:ascii="맑은 고딕" w:hAnsi="맑은 고딕" w:eastAsia="맑은 고딕"/>
+          <w:b/>
+          <w:color w:val="4338CA"/>
+          <w:sz w:val="21"/>
+        </w:rPr>
+        <w:t>이 음반을 통해 일상의 고단함을 따스하게 어루만지며 삶을 향한 희망의 멜로디를 전해주는 감동을 다시 한번 경험해 보시는 것은 어떨까요?</w:t>
       </w:r>
     </w:p>
     <w:sectPr>
       <w:pgSz w:w="12240" w:h="15840"/>
-      <w:pgMar w:top="1440" w:right="1440" w:bottom="1440" w:left="1440" w:header="720" w:footer="720" w:gutter="0"/>
+      <w:pgMar w:top="1152" w:right="1296" w:bottom="1152" w:left="1296" w:header="720" w:footer="720" w:gutter="0"/>
       <w:cols w:space="720"/>
       <w:docGrid w:linePitch="360"/>
     </w:sectPr>

--- a/word_reports/LP_0125_위치_230_Dolly Parton_9 to 5 and O.docx
+++ b/word_reports/LP_0125_위치_230_Dolly Parton_9 to 5 and O.docx
@@ -32,7 +32,7 @@
     </w:p>
     <w:p>
       <w:pPr>
-        <w:spacing w:line="324" w:lineRule="auto" w:before="80" w:after="160"/>
+        <w:spacing w:line="324" w:lineRule="auto" w:before="80" w:after="120"/>
       </w:pPr>
       <w:r>
         <w:rPr w:rFonts="맑은 고딕">
@@ -42,13 +42,6 @@
           <w:sz w:val="22"/>
         </w:rPr>
         <w:t xml:space="preserve">[음반 소개] </w:t>
-      </w:r>
-      <w:r>
-        <w:rPr w:rFonts="맑은 고딕">
-          <w:rFonts w:ascii="맑은 고딕" w:hAnsi="맑은 고딕" w:eastAsia="맑은 고딕"/>
-          <w:b w:val="0"/>
-          <w:sz w:val="21"/>
-        </w:rPr>
       </w:r>
     </w:p>
     <w:p>
@@ -61,7 +54,33 @@
           <w:b w:val="0"/>
           <w:sz w:val="21"/>
         </w:rPr>
-        <w:t>애팔래치아 산맥의 순박한 흙냄새 속에서 피어난 돌리 파튼의 청아한 목소리가 거대한 산업 사회의 심장을 따스하게 어루만지는 기념비적인 콘셉트 앨범입니다. 땀 흘려 일하는 이들의 고단한 일상을 유쾌하면서도 서정적인 선율로 승화시키며, 컨트리와 팝 음악의 경계를 가장 지혜롭고 아름다운 방식으로 허물어냈습니다. 시대를 초월하여 묵묵히 하루를 견뎌내는 모든 노동자들의 삶에 보내는 이 눈부신 헌사는 반세기가 지난 지금도 여전히 턴테이블 위에서 진실한 온기를 발산하고 있습니다.</w:t>
+        <w:t>1980년의 문턱에서 돌리 파튼(Dolly Parton)이 세상에 내놓은 [9 to 5 and Odd Jobs]는 단순한 컨트리-팝의 히트 음반을 넘어, 당대 산업 사회의 심장을 관통하며 노동하는 평범한 이들의 희로애락을 유려한 선율로 어루만진 기념비적인 콘셉트 앨범입니다. 애팔래치아산맥의 투박한 흙냄새 속에서 피어난 그녀의 음악적 뿌리는 이 음반에 이르러 대도시의 빌딩 숲과 공장 지대의 고단한 일상으로 확장되었으며, 특유의 위트와 따스한 페이소스가 교차하는 독보적인 서사적 풍경을 완성해 냈습니다.</w:t>
+      </w:r>
+    </w:p>
+    <w:p>
+      <w:pPr>
+        <w:spacing w:line="324" w:lineRule="auto" w:after="120"/>
+      </w:pPr>
+      <w:r>
+        <w:rPr w:rFonts="맑은 고딕">
+          <w:rFonts w:ascii="맑은 고딕" w:hAnsi="맑은 고딕" w:eastAsia="맑은 고딕"/>
+          <w:b w:val="0"/>
+          <w:sz w:val="21"/>
+        </w:rPr>
+        <w:t>이 음반은 동명의 영화 주제가로 전 세계적인 돌풍을 일으킨 타이틀곡 '9 to 5'의 경쾌함 이면에, 자본주의의 톱니바퀴 아래 땀 흘리는 노동자들의 존엄과 연대를 노래하는 묵직한 철학을 내포하고 있습니다. 돌리 파튼은 화려한 스타의 자리에 안주하지 않고, 자신의 아크릴 손톱을 맞부딪치며 타자기의 리듬을 묘사했던 그 순수한 직관처럼, 매일 아침 버거운 삶의 전선으로 나서는 보통 사람들의 눈높이에서 가장 진솔한 목소리를 들려줍니다. 포크와 전통 컨트리, 그리고 세련된 어덜트 컨템포러리 팝의 경계를 넘나드는 편곡은 그녀의 예술적 스펙트럼이 정점에 달했음을 웅변합니다.</w:t>
+      </w:r>
+    </w:p>
+    <w:p>
+      <w:pPr>
+        <w:spacing w:line="324" w:lineRule="auto" w:after="120"/>
+      </w:pPr>
+      <w:r>
+        <w:rPr w:rFonts="맑은 고딕">
+          <w:rFonts w:ascii="맑은 고딕" w:hAnsi="맑은 고딕" w:eastAsia="맑은 고딕"/>
+          <w:b w:val="0"/>
+          <w:sz w:val="21"/>
+        </w:rPr>
+        <w:t>세월이 반세기를 향해 흘러간 지금도 이 음반이 낡지 않는 생명력을 지니는 이유는, 고단한 노동의 현실 속에서도 끝내 잃지 않는 낙관과 인간애의 온기 덕분입니다. 턴테이블의 바늘이 회전하며 피워 올리는 그녀의 청명하고도 호소력 짙은 음색은, 오늘을 살아가는 현대인들에게도 여전히 눈부신 위로와 가슴 벅찬 용기를 건네고 있습니다. 대중음악이 시대의 거울이자 인간 정신의 안식처가 될 수 있음을 증명한, 대중음악사의 찬란한 명작입니다.</w:t>
       </w:r>
     </w:p>
     <w:p>
@@ -168,7 +187,7 @@
           <w:b w:val="0"/>
           <w:sz w:val="21"/>
         </w:rPr>
-        <w:t>1980년 11월 RCA 레코드를 통해 발표된 돌리 파튼의 통산 23번째 정규 앨범으로, 동명 영화의 세계적 성공과 맞물려 '노동'이라는 보편적 주제를 관통하는 명확한 콘셉트 앨범 형식을 취하며 음악적 깊이와 대중성을 완벽하게 조화시킨 수작입니다.</w:t>
+        <w:t>1980년 11월 RCA 레코드를 통해 발매된 돌리 파튼의 통산 23번째 정규 스튜디오 앨범으로, '노동'이라는 단일한 주제를 서정적이고도 유기적으로 엮어낸 걸작 콘셉트 음반입니다.</w:t>
       </w:r>
     </w:p>
     <w:p>
@@ -199,7 +218,7 @@
           <w:b w:val="0"/>
           <w:sz w:val="21"/>
         </w:rPr>
-        <w:t>발매 직후 미국 빌보드 톱 컨트리 앨범 차트 1위는 물론 빌보드 200 차트 11위에 올랐으며, 미국음반산업협회(RIAA)로부터 플래티넘 인증(100만 장 이상 판매)을 획득하며 상업적으로도 눈부신 성공을 거두었습니다.</w:t>
+        <w:t>발매 직후 빌보드 톱 컨트리 앨범 차트 1위를 차지하고 빌보드 200 차트 11위에 오르는 기염을 토했으며, 전 세계적으로 수백만 장 이상의 판매고를 올리며 미국음반산업협회(RIAA) 플래티넘 인증을 획득하였습니다.</w:t>
       </w:r>
     </w:p>
     <w:p>
@@ -230,7 +249,7 @@
           <w:b w:val="0"/>
           <w:sz w:val="21"/>
         </w:rPr>
-        <w:t>타이틀곡 '9 to 5'를 통해 제24회 그래미 어워드에서 '최우수 여성 컨트리 보컬 퍼포먼스' 및 '최우수 컨트리 송' 부문을 수상하였고, 아카데미 시상식 주제가상 후보에 오르며 음악계와 영화계 양편에서 찬란한 족적을 남겼습니다.</w:t>
+        <w:t>타이틀곡 '9 to 5'로 그래미 어워드 ‘최우수 여성 컨트리 보컬 퍼포먼스’와 ‘최우수 컨트리 송’ 부문을 석권하였으며, 아카데미 시상식 주제가상 후보에 오르는 등 비평과 대중성 모두에서 최고의 영예를 안았습니다.</w:t>
       </w:r>
     </w:p>
     <w:p>
@@ -275,7 +294,7 @@
           <w:b w:val="0"/>
           <w:sz w:val="21"/>
         </w:rPr>
-        <w:t>미국 (테네시주 세비어빌 출생)</w:t>
+        <w:t>미국</w:t>
       </w:r>
     </w:p>
     <w:p>
@@ -306,7 +325,7 @@
           <w:b w:val="0"/>
           <w:sz w:val="21"/>
         </w:rPr>
-        <w:t>1946년 1월 19일 출생 ~ 현재</w:t>
+        <w:t>1946년 1월 19일 ~ 현재</w:t>
       </w:r>
     </w:p>
     <w:p>
@@ -337,7 +356,7 @@
           <w:b w:val="0"/>
           <w:sz w:val="21"/>
         </w:rPr>
-        <w:t>솔로 (포터 왜고너와의 전설적인 듀오 및 트리오 프로젝트 병행)</w:t>
+        <w:t>솔로</w:t>
       </w:r>
     </w:p>
     <w:p>
@@ -368,7 +387,7 @@
           <w:b w:val="0"/>
           <w:sz w:val="21"/>
         </w:rPr>
-        <w:t>돌리 파튼은 애팔래치아 포크의 유산과 전통 컨트리의 정수를 바탕으로 팝 음악의 세련미를 융합해 낸 미국의 독보적인 싱어송라이터이자 문화적 아이콘입니다. 타고난 스토리텔링 능력과 영혼을 울리는 섬세한 비브라토를 지닌 보컬로 60여 년간 전 세계 음악 팬들의 깊은 존경과 사랑을 한 몸에 받고 있습니다.</w:t>
+        <w:t>돌리 파튼은 탁월한 스토리텔링 능력과 독보적인 가창력을 바탕으로 미국 전통 컨트리 음악을 전 세계 대중음악의 중심부로 끌어올린 불멸의 싱어송라이터이자 문화적 아이콘입니다. 장르의 경계를 허문 수많은 명곡을 직접 작곡하며 대중문화 전반에 걸쳐 선한 영향력을 발휘해 온 위대한 거장입니다.</w:t>
       </w:r>
     </w:p>
     <w:p>
@@ -413,7 +432,7 @@
           <w:b w:val="0"/>
           <w:sz w:val="21"/>
         </w:rPr>
-        <w:t>컨트리 음악이 내슈빌의 울타리를 넘어 주류 팝 문화의 중심부로 도약하는 정점에 서 있는 음반입니다. 전통적인 포크 넘버와 현대적인 팝 프로덕션을 유려하게 엮어냄으로써 대중성과 예술적 품격을 동시에 성취한 컨셉추얼 팝-컨트리의 교과서로 평가받습니다.</w:t>
+        <w:t>컨트리 음악의 전통적 정체성을 지키면서도 세련된 팝 사운드를 완벽히 접목하여, 상업적 대성공과 예술적 완성도를 동시에 거머쥔 1980년대 크로스오버 팝-컨트리의 정점이라 평가받습니다.</w:t>
       </w:r>
     </w:p>
     <w:p>
@@ -444,7 +463,7 @@
           <w:b w:val="0"/>
           <w:sz w:val="21"/>
         </w:rPr>
-        <w:t>1970년대 후반에서 1980년대로 넘어가는 격변의 시기, 사무실과 공장에서 묵묵히 땀 흘리던 여성 노동자들과 서민들의 비애를 유쾌한 위로와 당당한 자긍심으로 치환해 낸 시대의 거울입니다. 타자기 소리와 아크릴 손톱의 마찰음을 리듬으로 승화시킨 재기발랄함 속에는 당대 청춘들의 치열했던 삶의 숨결이 생생히 살아 숨 쉬고 있습니다.</w:t>
+        <w:t>1980년대 초반 급변하는 도시화와 여성들의 본격적인 사회 진출, 그리고 육체 노동자들의 묵묵한 애환이 서린 시대적 공기를 생생하게 포착하여 위트와 위로의 언어로 기록해 낸 소중한 문화적 유산입니다.</w:t>
       </w:r>
     </w:p>
     <w:p>
@@ -489,7 +508,7 @@
           <w:b w:val="0"/>
           <w:sz w:val="21"/>
         </w:rPr>
-        <w:t>경쾌한 타자기 리듬과 중독성 있는 브라스가 돋보이는 희대의 명곡 '9 to 5'를 필두로, 탄광촌 광부들의 고단한 삶을 묵직한 서정성으로 재해석한 'Dark as a Dungeon', 포크 거장 우디 거스리의 곡을 소박하고 따뜻한 어쿠스틱 선율로 풀어낸 'Deportee (Plane Wreck at Los Gatos)' 등 각 트랙마다 노동의 숭고함과 애수를 다채로운 음악적 결로 펼쳐 보입니다.</w:t>
+        <w:t>직장인들의 일상을 경쾌한 피아노와 타자기 리듬으로 그려낸 전설적인 명곡 '9 to 5'를 필두로, 탄광 노동자의 처절한 숙명을 웅장하게 재해석한 머를 트래비스의 명곡 'Dark as a Dungeon', 포크 명곡을 드라마틱한 팝-컨트리로 승화시킨 'House of the Rising Sun' 등 다채로운 서사의 곡들이 밀도 높게 수록되어 있습니다.</w:t>
       </w:r>
     </w:p>
     <w:p>
@@ -520,7 +539,7 @@
           <w:b w:val="0"/>
           <w:sz w:val="21"/>
         </w:rPr>
-        <w:t>턴테이블의 바늘이 소리골을 긁으며 시작될 때 전해지는 돌리 파튼 보컬 특유의 청량한 공명과 은은한 바이브레이션은 진공관 앰프의 따스한 배음과 만날 때 가장 극적인 울림을 낳습니다. 80년대 초반 아날로그 마스터링이 지닌 명료한 어쿠스틱 악기들의 정위감과 브라스의 공간감을 한층 풍성하게 체감하실 수 있습니다.</w:t>
+        <w:t>진공관 앰프를 통해 재생할 때 어쿠스틱 기타의 섬세한 핑거링과 돌리 파튼 특유의 맑고 떨림 있는 비브라토가 풍성한 온기를 품고 살아납니다. 아날로그 바이닐의 고유한 질감 속에서 베이스와 브라스의 다이내믹한 배음이 감상실 전체를 아늑하게 채우는 경험을 선사합니다.</w:t>
       </w:r>
     </w:p>
     <w:p>
@@ -551,7 +570,7 @@
           <w:b w:val="0"/>
           <w:sz w:val="21"/>
         </w:rPr>
-        <w:t>노동과 삶이라는 진중한 화두를 이토록 유쾌하고도 품격 있게 담아낸 콘셉트 앨범은 대중음악사에서 극히 드물며, 화려한 디바 돌리 파튼의 음악적 지성과 싱어송라이터로서의 진면목을 LP 오리지널 음향으로 간직할 수 있다는 점에서 대체 불가능한 소장 가치를 지닙니다.</w:t>
+        <w:t>대중음악사에서 가장 성공적인 콘셉트 앨범 중 하나이자, 초창기 오리지널 프레싱 LP의 우수한 마스터링 음질과 상징적인 앨범 아트를 지니고 있어 빈티지 팝/컨트리 컬렉터라면 반드시 서가에 구비해야 할 필청 음반입니다.</w:t>
       </w:r>
     </w:p>
     <w:p>
@@ -565,7 +584,7 @@
           <w:color w:val="4338CA"/>
           <w:sz w:val="21"/>
         </w:rPr>
-        <w:t>이 음반을 통해 일상의 고단함을 따스하게 어루만지며 삶을 향한 희망의 멜로디를 전해주는 감동을 다시 한번 경험해 보시는 것은 어떨까요?</w:t>
+        <w:t>이 음반을 통해 고단한 일상을 눈부신 예술로 승화시키며 세대를 초월해 따뜻한 위로를 전해주는 감동을 다시 한번 경험해 보시는 것은 어떨까요?</w:t>
       </w:r>
     </w:p>
     <w:sectPr>
